--- a/chapters/word_output/CH-003_Classificacao_Ceratocone.docx
+++ b/chapters/word_output/CH-003_Classificacao_Ceratocone.docx
@@ -364,7 +364,7 @@
           <w:insideH w:val="single" w:color="auto" w:sz="4"/>
           <w:insideV w:val="single" w:color="auto" w:sz="4"/>
         </w:tblBorders>
-        <w:tblLayout w:type="fixed"/>
+        <w:tblLayout w:type="autofit"/>
       </w:tblPr>
       <w:tblGrid>
         <w:gridCol w:w="100"/>
@@ -1424,7 +1424,7 @@
           <w:insideH w:val="single" w:color="auto" w:sz="4"/>
           <w:insideV w:val="single" w:color="auto" w:sz="4"/>
         </w:tblBorders>
-        <w:tblLayout w:type="fixed"/>
+        <w:tblLayout w:type="autofit"/>
       </w:tblPr>
       <w:tblGrid>
         <w:gridCol w:w="100"/>
@@ -3102,7 +3102,7 @@
           <w:insideH w:val="single" w:color="auto" w:sz="4"/>
           <w:insideV w:val="single" w:color="auto" w:sz="4"/>
         </w:tblBorders>
-        <w:tblLayout w:type="fixed"/>
+        <w:tblLayout w:type="autofit"/>
       </w:tblPr>
       <w:tblGrid>
         <w:gridCol w:w="100"/>
@@ -3765,7 +3765,7 @@
           <w:insideH w:val="single" w:color="auto" w:sz="4"/>
           <w:insideV w:val="single" w:color="auto" w:sz="4"/>
         </w:tblBorders>
-        <w:tblLayout w:type="fixed"/>
+        <w:tblLayout w:type="autofit"/>
       </w:tblPr>
       <w:tblGrid>
         <w:gridCol w:w="100"/>

--- a/chapters/word_output/CH-003_Classificacao_Ceratocone.docx
+++ b/chapters/word_output/CH-003_Classificacao_Ceratocone.docx
@@ -5550,7 +5550,7 @@
       <w:r>
         <w:drawing>
           <wp:inline distT="0" distB="0" distL="0" distR="0">
-            <wp:extent cx="3600450" cy="3600450"/>
+            <wp:extent cx="5038725" cy="3600450"/>
             <wp:effectExtent t="0" r="0" b="0" l="0"/>
             <wp:docPr id="1" name="" descr="" title=""/>
             <wp:cNvGraphicFramePr>
@@ -5575,7 +5575,7 @@
                   <pic:spPr bwMode="auto">
                     <a:xfrm>
                       <a:off x="0" y="0"/>
-                      <a:ext cx="3600450" cy="3600450"/>
+                      <a:ext cx="5038725" cy="3600450"/>
                     </a:xfrm>
                     <a:prstGeom prst="rect">
                       <a:avLst/>
